--- a/docs/ALVILLAS_OS_Build_Checklist.docx
+++ b/docs/ALVILLAS_OS_Build_Checklist.docx
@@ -3192,7 +3192,7 @@
           <w:sz w:val="21"/>
           <w:szCs w:val="21"/>
         </w:rPr>
-        <w:t xml:space="preserve">Decide how AlVillas OS relates to Orbix and HostNow: separate product, internal instance, or shared codebase for ledger, roles and field app</w:t>
+        <w:t xml:space="preserve">Confirm ALVILLAS OS is an independent, clean-room product with its own repository, architecture, database, configuration, integrations, and deployment. No source-code sharing or dependencies on Orbix, HostNow, or legacy projects.</w:t>
       </w:r>
     </w:p>
     <w:p>
